--- a/backend/assets/docs/Obserra-SAP-UAC-Executive-Guide.docx
+++ b/backend/assets/docs/Obserra-SAP-UAC-Executive-Guide.docx
@@ -51,7 +51,7 @@
           <w:color w:val="12B4D6"/>
           <w:sz w:val="26"/>
         </w:rPr>
-        <w:t>Obserra SAP UAC</w:t>
+        <w:t>Obserra Agentic AI Security</w:t>
       </w:r>
     </w:p>
     <w:p>
@@ -68,7 +68,7 @@
         <w:jc w:val="center"/>
       </w:pPr>
       <w:r>
-        <w:t>Enterprise SAP User Access Control &amp; Access Intelligence</w:t>
+        <w:t>Agentic AI Security Control Plane — machine authority, guardrails &amp; runtime enforcement</w:t>
       </w:r>
     </w:p>
     <w:p>
@@ -98,7 +98,7 @@
     </w:p>
     <w:p>
       <w:r>
-        <w:t>1.  About Obserra SAP UAC</w:t>
+        <w:t>1.  About Obserra Agentic AI Security</w:t>
       </w:r>
     </w:p>
     <w:p>
@@ -118,22 +118,22 @@
     </w:p>
     <w:p>
       <w:r>
-        <w:t>5.  SAP Analytics</w:t>
+        <w:t>5.  Agentic AI Security Control Plane</w:t>
       </w:r>
     </w:p>
     <w:p>
       <w:r>
-        <w:t>6.  SoD Command Center</w:t>
+        <w:t>6.  Tool Toxicity Map</w:t>
       </w:r>
     </w:p>
     <w:p>
       <w:r>
-        <w:t>7.  Risk Watchlist, Owner Leaderboard &amp; Board Pack</w:t>
+        <w:t>7.  Defensibility &amp; Evidence</w:t>
       </w:r>
     </w:p>
     <w:p>
       <w:r>
-        <w:t>8.  Obserra Advisor</w:t>
+        <w:t>8.  Obserrian Advisor</w:t>
       </w:r>
     </w:p>
     <w:p>
@@ -154,17 +154,17 @@
         <w:rPr>
           <w:color w:val="0F1E3D"/>
         </w:rPr>
-        <w:t>1. About Obserra SAP UAC</w:t>
+        <w:t>1. About Obserra Agentic AI Security</w:t>
       </w:r>
     </w:p>
     <w:p>
       <w:r>
-        <w:t>Obserra SAP UAC gives access, audit and GRC teams a single live view of who can do what across the SAP landscape — and the tooling to fix it. It reconciles HR against SAP accounts, detects Segregation-of-Duties (SoD) conflicts and privileged exposure in real time, and turns every finding into an actionable, auditable ServiceNow change.</w:t>
+        <w:t>Obserra Agentic AI Security is the control plane for the AI agents and models operating across your enterprise. It gives security, GRC and executive teams a single live view of which agents exist, what tools and permissions they hold, how much autonomy they have, and where their capabilities combine into dangerous — 'toxic' — patterns.</w:t>
       </w:r>
     </w:p>
     <w:p>
       <w:r>
-        <w:t>Every number is computed LIVE from the underlying records on each request (No-Mock): the shipped dataset is a realistic, fully sourced snapshot, and real SAP / ServiceNow connectors slot in later without changing the API contract. Every metric carries its source and freshness so findings are audit-defensible.</w:t>
+        <w:t>Every number is computed LIVE from the underlying agent records on each request (No-Mock): delegated authority tiers, modelled agent risk scores, guardrail coverage and the heuristic red-team baseline are all derived from real telemetry. Governance actions (sanction, restrict, suspend, kill) are written to the Defensibility Ledger so every decision is audit-defensible, and the runtime enforcement connector can push those decisions to an external agent runtime.</w:t>
       </w:r>
     </w:p>
     <w:p>
@@ -180,7 +180,7 @@
     </w:p>
     <w:p>
       <w:r>
-        <w:t>Obserra SAP UAC installs like a native app straight from the browser — no app store required — and works across desktop, tablet and mobile.</w:t>
+        <w:t>Obserra installs like a native app straight from the browser — no app store required — and works across desktop, tablet and mobile.</w:t>
       </w:r>
     </w:p>
     <w:p>
@@ -190,7 +190,7 @@
     </w:p>
     <w:p>
       <w:r>
-        <w:t>Once installed, the app launches full-screen and can receive push notifications for access alerts and SoD threshold breaches.</w:t>
+        <w:t>Once installed, the app launches full-screen and can receive push notifications for AI security alerts, shadow-AI discoveries and guardrail breaches.</w:t>
       </w:r>
     </w:p>
     <w:p>
@@ -206,7 +206,7 @@
     </w:p>
     <w:p>
       <w:r>
-        <w:t>Open the app and sign in with your work email and password. Passwords follow NIST 800-63B (&gt;=12 chars with upper/lower/number/symbol). Roles determine what you see: admins get full governance controls, executives get the board view.</w:t>
+        <w:t>Open the app and sign in with your work email and password. Passwords follow NIST 800-63B (&gt;=12 chars with upper/lower/number/symbol). Roles determine what you see: admins get full enforcement controls, executives get the board view.</w:t>
       </w:r>
     </w:p>
     <w:p>
@@ -270,7 +270,7 @@
     </w:p>
     <w:p>
       <w:r>
-        <w:t>The landing dashboard opens on board-ready SAP access posture: the auto-running AI Analyst headline, key KPIs (identities, accounts, open SoD, average risk, license usage), top exposures and the decisions that need attention. Switch altitude between Executive and Operational from the toggle in the top bar.</w:t>
+        <w:t>The landing dashboard is the complete rollup of the AI security estate: modelled agent risk, autonomous agents, toxic capability combinations, shadow-AI exposure, guardrail gaps and open AI incidents — all as one board-ready view. Every KPI and card opens a standardized deep-dive with an AI strategic brief and recommended actions, and admins can email the executive brief on demand or on a cadence from here.</w:t>
       </w:r>
     </w:p>
     <w:p>
@@ -329,60 +329,12 @@
         <w:rPr>
           <w:color w:val="0F1E3D"/>
         </w:rPr>
-        <w:t>5. SAP Analytics</w:t>
+        <w:t>5. Agentic AI Security Control Plane</w:t>
       </w:r>
     </w:p>
     <w:p>
       <w:r>
-        <w:t>A deep analytics workspace over the whole SAP estate: identities, accounts, SoD by business area, license utilisation and risk distribution, with drill-downs on every chart. Export any view as a branded PDF or CSV for auditors and steering committees.</w:t>
-      </w:r>
-    </w:p>
-    <w:p>
-      <w:r>
-        <w:drawing>
-          <wp:inline xmlns:a="http://schemas.openxmlformats.org/drawingml/2006/main" xmlns:pic="http://schemas.openxmlformats.org/drawingml/2006/picture">
-            <wp:extent cx="5669280" cy="3543300"/>
-            <wp:docPr id="4" name="Picture 4"/>
-            <wp:cNvGraphicFramePr>
-              <a:graphicFrameLocks noChangeAspect="1"/>
-            </wp:cNvGraphicFramePr>
-            <a:graphic>
-              <a:graphicData uri="http://schemas.openxmlformats.org/drawingml/2006/picture">
-                <pic:pic>
-                  <pic:nvPicPr>
-                    <pic:cNvPr id="0" name="03_sap_analytics.jpg"/>
-                    <pic:cNvPicPr/>
-                  </pic:nvPicPr>
-                  <pic:blipFill>
-                    <a:blip r:embed="rId12"/>
-                    <a:stretch>
-                      <a:fillRect/>
-                    </a:stretch>
-                  </pic:blipFill>
-                  <pic:spPr>
-                    <a:xfrm>
-                      <a:off x="0" y="0"/>
-                      <a:ext cx="5669280" cy="3543300"/>
-                    </a:xfrm>
-                    <a:prstGeom prst="rect"/>
-                  </pic:spPr>
-                </pic:pic>
-              </a:graphicData>
-            </a:graphic>
-          </wp:inline>
-        </w:drawing>
-      </w:r>
-    </w:p>
-    <w:p>
-      <w:pPr>
-        <w:jc w:val="center"/>
-      </w:pPr>
-      <w:r>
-        <w:rPr>
-          <w:color w:val="808080"/>
-          <w:sz w:val="16"/>
-        </w:rPr>
-        <w:t>Figure: SAP Analytics</w:t>
+        <w:t>The dedicated seven-tab workspace: Mission Control, Agent Inventory, Authority &amp; Tools (with the Tool Toxicity Map), Guardrails &amp; Red Team, Shadow AI, Incidents and Defensibility. Mission Control summarises the estate; every tile is clickable and drills into the relevant tab or agent.</w:t>
       </w:r>
     </w:p>
     <w:p>
@@ -393,60 +345,12 @@
         <w:rPr>
           <w:color w:val="0F1E3D"/>
         </w:rPr>
-        <w:t>6. SoD Command Center</w:t>
+        <w:t>6. Tool Toxicity Map</w:t>
       </w:r>
     </w:p>
     <w:p>
       <w:r>
-        <w:t>The heart of the platform. An AI insight card summarises the live SoD picture, followed by severity KPIs, the Access Governance Scorecard (with an 8-week trend and 'why the score moved'), the SoD -&gt; ServiceNow Auto-Remediation rule engine, the Governance Digest schedule (email + Slack/Teams + voice briefing + evidence pack), a pre-assignment risk simulator, the SoD rule library and the full detected-conflicts table with severity, area and status filters. Every row opens a detail view with an AI risk rating and concrete 'how to fix' steps.</w:t>
-      </w:r>
-    </w:p>
-    <w:p>
-      <w:r>
-        <w:drawing>
-          <wp:inline xmlns:a="http://schemas.openxmlformats.org/drawingml/2006/main" xmlns:pic="http://schemas.openxmlformats.org/drawingml/2006/picture">
-            <wp:extent cx="5669280" cy="3543300"/>
-            <wp:docPr id="5" name="Picture 5"/>
-            <wp:cNvGraphicFramePr>
-              <a:graphicFrameLocks noChangeAspect="1"/>
-            </wp:cNvGraphicFramePr>
-            <a:graphic>
-              <a:graphicData uri="http://schemas.openxmlformats.org/drawingml/2006/picture">
-                <pic:pic>
-                  <pic:nvPicPr>
-                    <pic:cNvPr id="0" name="04_sod_command_center.jpg"/>
-                    <pic:cNvPicPr/>
-                  </pic:nvPicPr>
-                  <pic:blipFill>
-                    <a:blip r:embed="rId13"/>
-                    <a:stretch>
-                      <a:fillRect/>
-                    </a:stretch>
-                  </pic:blipFill>
-                  <pic:spPr>
-                    <a:xfrm>
-                      <a:off x="0" y="0"/>
-                      <a:ext cx="5669280" cy="3543300"/>
-                    </a:xfrm>
-                    <a:prstGeom prst="rect"/>
-                  </pic:spPr>
-                </pic:pic>
-              </a:graphicData>
-            </a:graphic>
-          </wp:inline>
-        </w:drawing>
-      </w:r>
-    </w:p>
-    <w:p>
-      <w:pPr>
-        <w:jc w:val="center"/>
-      </w:pPr>
-      <w:r>
-        <w:rPr>
-          <w:color w:val="808080"/>
-          <w:sz w:val="16"/>
-        </w:rPr>
-        <w:t>Figure: SoD Command Center</w:t>
+        <w:t>A visual Agent -&gt; Tool -&gt; Permission -&gt; Resource graph that flags toxic capability combinations — for example an action-capable tool such as shell.exec paired with write permissions and no human-in-the-loop guardrail, or a data-exfiltration-capable tool with access to sensitive resources. The heatmap makes the most dangerous agents glanceable so reviewers can neutralise them first.</w:t>
       </w:r>
     </w:p>
     <w:p>
@@ -457,70 +361,12 @@
         <w:rPr>
           <w:color w:val="0F1E3D"/>
         </w:rPr>
-        <w:t>7. Risk Watchlist, Owner Leaderboard &amp; Board Pack</w:t>
+        <w:t>7. Defensibility &amp; Evidence</w:t>
       </w:r>
     </w:p>
     <w:p>
       <w:r>
-        <w:t>Pin the SoD business areas you own to the Risk Watchlist so their hot spots surface every login; flip the 'Assigned to me' lens, set a bell alert threshold, and open a one-tap ServiceNow remediation ticket. Click any ticket badge to view its full ServiceNow change timeline, which auto-refreshes while open.</w:t>
-      </w:r>
-    </w:p>
-    <w:p>
-      <w:r>
-        <w:t>The Owner Accountability Leaderboard ranks who carries the most open Critical SoD across regions, flags unowned hot spots, lets admins assign an owner in place, and can 'nudge all owners' — emailing each owner their assigned hot spots on demand.</w:t>
-      </w:r>
-    </w:p>
-    <w:p>
-      <w:r>
-        <w:t>The Board Pack card previews this month's executive access-governance pack with the analytics PDF attached; admins can send it immediately or schedule the monthly auto-send day and recipients inline.</w:t>
-      </w:r>
-    </w:p>
-    <w:p>
-      <w:r>
-        <w:drawing>
-          <wp:inline xmlns:a="http://schemas.openxmlformats.org/drawingml/2006/main" xmlns:pic="http://schemas.openxmlformats.org/drawingml/2006/picture">
-            <wp:extent cx="5669280" cy="3543300"/>
-            <wp:docPr id="6" name="Picture 6"/>
-            <wp:cNvGraphicFramePr>
-              <a:graphicFrameLocks noChangeAspect="1"/>
-            </wp:cNvGraphicFramePr>
-            <a:graphic>
-              <a:graphicData uri="http://schemas.openxmlformats.org/drawingml/2006/picture">
-                <pic:pic>
-                  <pic:nvPicPr>
-                    <pic:cNvPr id="0" name="05_sod_watchlist_leaderboard.jpg"/>
-                    <pic:cNvPicPr/>
-                  </pic:nvPicPr>
-                  <pic:blipFill>
-                    <a:blip r:embed="rId14"/>
-                    <a:stretch>
-                      <a:fillRect/>
-                    </a:stretch>
-                  </pic:blipFill>
-                  <pic:spPr>
-                    <a:xfrm>
-                      <a:off x="0" y="0"/>
-                      <a:ext cx="5669280" cy="3543300"/>
-                    </a:xfrm>
-                    <a:prstGeom prst="rect"/>
-                  </pic:spPr>
-                </pic:pic>
-              </a:graphicData>
-            </a:graphic>
-          </wp:inline>
-        </w:drawing>
-      </w:r>
-    </w:p>
-    <w:p>
-      <w:pPr>
-        <w:jc w:val="center"/>
-      </w:pPr>
-      <w:r>
-        <w:rPr>
-          <w:color w:val="808080"/>
-          <w:sz w:val="16"/>
-        </w:rPr>
-        <w:t>Figure: Risk Watchlist, Owner Leaderboard &amp; Board Pack</w:t>
+        <w:t>The evidence layer: live data-source status, an explicit separation of FACT vs MODELLED vs HEURISTIC BASELINE vs AI RECOMMENDATION, the runtime-enforcement boundary statement and connector health. This is what makes the whole plane audit-defensible.</w:t>
       </w:r>
     </w:p>
     <w:p>
@@ -531,12 +377,12 @@
         <w:rPr>
           <w:color w:val="0F1E3D"/>
         </w:rPr>
-        <w:t>8. Obserra Advisor</w:t>
+        <w:t>8. Obserrian Advisor</w:t>
       </w:r>
     </w:p>
     <w:p>
       <w:r>
-        <w:t>The floating Advisor (top bar) answers access-governance questions grounded on your live SAP posture — open SoD, privileged exposure and the remediations that need sign-off. It can execute recommended actions and, for admins, reports its own usage and spend.</w:t>
+        <w:t>The floating Obserrian Advisor (bottom-right, and via the top-bar ask box) answers AI security questions grounded on your LIVE agent telemetry — delegated tools, permissions, guardrail coverage, tool-governance violations and the red-team baseline. It can execute recommended actions and, for admins, reports its own usage and spend.</w:t>
       </w:r>
     </w:p>
     <w:p>

--- a/backend/assets/docs/Obserra-SAP-UAC-Executive-Guide.docx
+++ b/backend/assets/docs/Obserra-SAP-UAC-Executive-Guide.docx
@@ -68,7 +68,7 @@
         <w:jc w:val="center"/>
       </w:pPr>
       <w:r>
-        <w:t>Agentic AI Security Control Plane — machine authority, guardrails &amp; runtime enforcement</w:t>
+        <w:t>Agentic AI Security Control &amp; Governance — discover, understand, govern, constrain &amp; respond to enterprise AI agents</w:t>
       </w:r>
     </w:p>
     <w:p>
@@ -113,32 +113,37 @@
     </w:p>
     <w:p>
       <w:r>
-        <w:t>4.  Executive Overview</w:t>
+        <w:t>4.  Going Live — Production Setup Checklist</w:t>
       </w:r>
     </w:p>
     <w:p>
       <w:r>
-        <w:t>5.  Agentic AI Security Control Plane</w:t>
+        <w:t>5.  Executive Overview</w:t>
       </w:r>
     </w:p>
     <w:p>
       <w:r>
-        <w:t>6.  Tool Toxicity Map</w:t>
+        <w:t>6.  Agentic AI Security Control &amp; Governance</w:t>
       </w:r>
     </w:p>
     <w:p>
       <w:r>
-        <w:t>7.  Defensibility &amp; Evidence</w:t>
+        <w:t>7.  Tool Toxicity Map</w:t>
       </w:r>
     </w:p>
     <w:p>
       <w:r>
-        <w:t>8.  Obserrian Advisor</w:t>
+        <w:t>8.  Defensibility &amp; Evidence</w:t>
       </w:r>
     </w:p>
     <w:p>
       <w:r>
-        <w:t>9.  Support</w:t>
+        <w:t>9.  Obserrian Advisor</w:t>
+      </w:r>
+    </w:p>
+    <w:p>
+      <w:r>
+        <w:t>10.  Support</w:t>
       </w:r>
     </w:p>
     <w:p>
@@ -159,7 +164,7 @@
     </w:p>
     <w:p>
       <w:r>
-        <w:t>Obserra Agentic AI Security is the control plane for the AI agents and models operating across your enterprise. It gives security, GRC and executive teams a single live view of which agents exist, what tools and permissions they hold, how much autonomy they have, and where their capabilities combine into dangerous — 'toxic' — patterns.</w:t>
+        <w:t>Obserra Agentic AI Security Control &amp; Governance lets you discover, understand, govern, constrain and respond to the AI agents and models operating across your enterprise — before delegated machine authority becomes enterprise risk. It gives security, GRC and executive teams a single live view of which agents exist, what tools and permissions they hold, how much autonomy they have, and where their capabilities combine into dangerous — 'toxic' — patterns.</w:t>
       </w:r>
     </w:p>
     <w:p>
@@ -265,7 +270,48 @@
         <w:rPr>
           <w:color w:val="0F1E3D"/>
         </w:rPr>
-        <w:t>4. Executive Overview</w:t>
+        <w:t>4. Going Live — Production Setup Checklist</w:t>
+      </w:r>
+    </w:p>
+    <w:p>
+      <w:r>
+        <w:t>Follow these steps to take Obserra from first sign-in to a fully live, audit-defensible deployment. Progress is tracked automatically by the Go-Live Readiness checklist on the Connector Health page — every check runs against real state, so the score reflects your actual production readiness (No-Mock).</w:t>
+      </w:r>
+    </w:p>
+    <w:p>
+      <w:r>
+        <w:t>1) Connect your sources. Open Connector Health (Sources) and connect your identity, agent and security feeds, then use 'Re-probe all connectors' so every source reads healthy and fresh. Enterprise connectors that need customer OAuth credentials are shown honestly as 'credentials required' until you supply them.</w:t>
+      </w:r>
+    </w:p>
+    <w:p>
+      <w:r>
+        <w:t>2) Run the Go-Live Readiness checklist. It evaluates eight live checks: database connectivity, source-connector ingestion, data freshness, identity inventory, the correlation &amp; risk engine, the AI advisor engine, the evidence integrity seal and the agent-runtime enforcement webhook. Each item shows Ready / Attention / Blocker with a live detail line, and the card auto-refreshes every 30 seconds.</w:t>
+      </w:r>
+    </w:p>
+    <w:p>
+      <w:r>
+        <w:t>3) Wire the agent-runtime enforcement webhook. Click 'Fix' on the runtime item (or go to Settings -&gt; Agent runtime connector) and register your signed HTTPS endpoint. Once saved, Kill / Suspend / Resume actions are dispatched (HMAC-SHA256 signed) to your external agent runtime and the checklist reaches 100% — 'Production ready'.</w:t>
+      </w:r>
+    </w:p>
+    <w:p>
+      <w:r>
+        <w:t>4) Confirm readiness everywhere. A green 'Production ready' badge with a trend sparkline appears on the Executive Overview, and the readiness score is recorded automatically every day (no login required) so leadership can watch the trend climb toward 100%.</w:t>
+      </w:r>
+    </w:p>
+    <w:p>
+      <w:r>
+        <w:t>5) Export the proof. Download the signed Evidence Pack — every page-one cover carries a SHA-256 'Verified by Obserra' integrity seal — and share it with auditors or fold the score into the emailed board digest.</w:t>
+      </w:r>
+    </w:p>
+    <w:p>
+      <w:pPr>
+        <w:pStyle w:val="Heading1"/>
+      </w:pPr>
+      <w:r>
+        <w:rPr>
+          <w:color w:val="0F1E3D"/>
+        </w:rPr>
+        <w:t>5. Executive Overview</w:t>
       </w:r>
     </w:p>
     <w:p>
@@ -329,7 +375,7 @@
         <w:rPr>
           <w:color w:val="0F1E3D"/>
         </w:rPr>
-        <w:t>5. Agentic AI Security Control Plane</w:t>
+        <w:t>6. Agentic AI Security Control &amp; Governance</w:t>
       </w:r>
     </w:p>
     <w:p>
@@ -345,7 +391,7 @@
         <w:rPr>
           <w:color w:val="0F1E3D"/>
         </w:rPr>
-        <w:t>6. Tool Toxicity Map</w:t>
+        <w:t>7. Tool Toxicity Map</w:t>
       </w:r>
     </w:p>
     <w:p>
@@ -361,7 +407,7 @@
         <w:rPr>
           <w:color w:val="0F1E3D"/>
         </w:rPr>
-        <w:t>7. Defensibility &amp; Evidence</w:t>
+        <w:t>8. Defensibility &amp; Evidence</w:t>
       </w:r>
     </w:p>
     <w:p>
@@ -377,7 +423,7 @@
         <w:rPr>
           <w:color w:val="0F1E3D"/>
         </w:rPr>
-        <w:t>8. Obserrian Advisor</w:t>
+        <w:t>9. Obserrian Advisor</w:t>
       </w:r>
     </w:p>
     <w:p>
@@ -393,7 +439,7 @@
         <w:rPr>
           <w:color w:val="0F1E3D"/>
         </w:rPr>
-        <w:t>9. Support</w:t>
+        <w:t>10. Support</w:t>
       </w:r>
     </w:p>
     <w:p>

--- a/backend/assets/docs/Obserra-SAP-UAC-Executive-Guide.docx
+++ b/backend/assets/docs/Obserra-SAP-UAC-Executive-Guide.docx
@@ -304,6 +304,54 @@
       </w:r>
     </w:p>
     <w:p>
+      <w:r>
+        <w:drawing>
+          <wp:inline xmlns:a="http://schemas.openxmlformats.org/drawingml/2006/main" xmlns:pic="http://schemas.openxmlformats.org/drawingml/2006/picture">
+            <wp:extent cx="5669280" cy="3543300"/>
+            <wp:docPr id="3" name="Picture 3"/>
+            <wp:cNvGraphicFramePr>
+              <a:graphicFrameLocks noChangeAspect="1"/>
+            </wp:cNvGraphicFramePr>
+            <a:graphic>
+              <a:graphicData uri="http://schemas.openxmlformats.org/drawingml/2006/picture">
+                <pic:pic>
+                  <pic:nvPicPr>
+                    <pic:cNvPr id="0" name="20_go_live.jpg"/>
+                    <pic:cNvPicPr/>
+                  </pic:nvPicPr>
+                  <pic:blipFill>
+                    <a:blip r:embed="rId11"/>
+                    <a:stretch>
+                      <a:fillRect/>
+                    </a:stretch>
+                  </pic:blipFill>
+                  <pic:spPr>
+                    <a:xfrm>
+                      <a:off x="0" y="0"/>
+                      <a:ext cx="5669280" cy="3543300"/>
+                    </a:xfrm>
+                    <a:prstGeom prst="rect"/>
+                  </pic:spPr>
+                </pic:pic>
+              </a:graphicData>
+            </a:graphic>
+          </wp:inline>
+        </w:drawing>
+      </w:r>
+    </w:p>
+    <w:p>
+      <w:pPr>
+        <w:jc w:val="center"/>
+      </w:pPr>
+      <w:r>
+        <w:rPr>
+          <w:color w:val="808080"/>
+          <w:sz w:val="16"/>
+        </w:rPr>
+        <w:t>Figure: Going Live — Production Setup Checklist</w:t>
+      </w:r>
+    </w:p>
+    <w:p>
       <w:pPr>
         <w:pStyle w:val="Heading1"/>
       </w:pPr>
@@ -324,7 +372,7 @@
         <w:drawing>
           <wp:inline xmlns:a="http://schemas.openxmlformats.org/drawingml/2006/main" xmlns:pic="http://schemas.openxmlformats.org/drawingml/2006/picture">
             <wp:extent cx="5669280" cy="3543300"/>
-            <wp:docPr id="3" name="Picture 3"/>
+            <wp:docPr id="4" name="Picture 4"/>
             <wp:cNvGraphicFramePr>
               <a:graphicFrameLocks noChangeAspect="1"/>
             </wp:cNvGraphicFramePr>
@@ -336,7 +384,7 @@
                     <pic:cNvPicPr/>
                   </pic:nvPicPr>
                   <pic:blipFill>
-                    <a:blip r:embed="rId11"/>
+                    <a:blip r:embed="rId12"/>
                     <a:stretch>
                       <a:fillRect/>
                     </a:stretch>
